--- a/Practicals/pr_2/Documentation/МК_ПР2_Кобилецький_КН-42.docx
+++ b/Practicals/pr_2/Documentation/МК_ПР2_Кобилецький_КН-42.docx
@@ -2375,7 +2375,7 @@
       <w:r>
         <w:drawing>
           <wp:inline xmlns:a="http://schemas.openxmlformats.org/drawingml/2006/main" xmlns:pic="http://schemas.openxmlformats.org/drawingml/2006/picture">
-            <wp:extent cx="5760000" cy="3615251"/>
+            <wp:extent cx="5760000" cy="3249730"/>
             <wp:docPr id="5" name="Picture 5"/>
             <wp:cNvGraphicFramePr>
               <a:graphicFrameLocks noChangeAspect="1"/>
@@ -2396,7 +2396,7 @@
                   <pic:spPr>
                     <a:xfrm>
                       <a:off x="0" y="0"/>
-                      <a:ext cx="5760000" cy="3615251"/>
+                      <a:ext cx="5760000" cy="3249730"/>
                     </a:xfrm>
                     <a:prstGeom prst="rect"/>
                   </pic:spPr>
@@ -2431,7 +2431,7 @@
       <w:r>
         <w:drawing>
           <wp:inline xmlns:a="http://schemas.openxmlformats.org/drawingml/2006/main" xmlns:pic="http://schemas.openxmlformats.org/drawingml/2006/picture">
-            <wp:extent cx="5760000" cy="3615251"/>
+            <wp:extent cx="5760000" cy="3249730"/>
             <wp:docPr id="6" name="Picture 6"/>
             <wp:cNvGraphicFramePr>
               <a:graphicFrameLocks noChangeAspect="1"/>
@@ -2452,7 +2452,7 @@
                   <pic:spPr>
                     <a:xfrm>
                       <a:off x="0" y="0"/>
-                      <a:ext cx="5760000" cy="3615251"/>
+                      <a:ext cx="5760000" cy="3249730"/>
                     </a:xfrm>
                     <a:prstGeom prst="rect"/>
                   </pic:spPr>
@@ -2487,7 +2487,7 @@
       <w:r>
         <w:drawing>
           <wp:inline xmlns:a="http://schemas.openxmlformats.org/drawingml/2006/main" xmlns:pic="http://schemas.openxmlformats.org/drawingml/2006/picture">
-            <wp:extent cx="5760000" cy="3615251"/>
+            <wp:extent cx="5760000" cy="3249730"/>
             <wp:docPr id="7" name="Picture 7"/>
             <wp:cNvGraphicFramePr>
               <a:graphicFrameLocks noChangeAspect="1"/>
@@ -2508,7 +2508,7 @@
                   <pic:spPr>
                     <a:xfrm>
                       <a:off x="0" y="0"/>
-                      <a:ext cx="5760000" cy="3615251"/>
+                      <a:ext cx="5760000" cy="3249730"/>
                     </a:xfrm>
                     <a:prstGeom prst="rect"/>
                   </pic:spPr>
@@ -2543,7 +2543,7 @@
       <w:r>
         <w:drawing>
           <wp:inline xmlns:a="http://schemas.openxmlformats.org/drawingml/2006/main" xmlns:pic="http://schemas.openxmlformats.org/drawingml/2006/picture">
-            <wp:extent cx="5760000" cy="3615251"/>
+            <wp:extent cx="5760000" cy="3249730"/>
             <wp:docPr id="8" name="Picture 8"/>
             <wp:cNvGraphicFramePr>
               <a:graphicFrameLocks noChangeAspect="1"/>
@@ -2564,7 +2564,7 @@
                   <pic:spPr>
                     <a:xfrm>
                       <a:off x="0" y="0"/>
-                      <a:ext cx="5760000" cy="3615251"/>
+                      <a:ext cx="5760000" cy="3249730"/>
                     </a:xfrm>
                     <a:prstGeom prst="rect"/>
                   </pic:spPr>
